--- a/DAA/OUTPUTS/TERMWORK 1 OUTPUT.docx
+++ b/DAA/OUTPUTS/TERMWORK 1 OUTPUT.docx
@@ -17,11 +17,11 @@
       <w:r>
         <w:t xml:space="preserve">NAME: </w:t>
       </w:r>
-      <w:proofErr w:type="spellStart"/>
       <w:r>
-        <w:t>name_here</w:t>
+        <w:t>name</w:t>
       </w:r>
-      <w:proofErr w:type="spellEnd"/>
+      <w:bookmarkStart w:id="0" w:name="_GoBack"/>
+      <w:bookmarkEnd w:id="0"/>
     </w:p>
     <w:p>
       <w:pPr>
@@ -43,7 +43,7 @@
       <w:r>
         <w:rPr>
           <w:noProof/>
-          <w:lang w:eastAsia="en-IN"/>
+          <w:lang w:val="en-US"/>
         </w:rPr>
         <w:drawing>
           <wp:inline distT="0" distB="0" distL="0" distR="0" wp14:anchorId="55D89A85" wp14:editId="64042F27">
@@ -556,7 +556,7 @@
       <w:r>
         <w:rPr>
           <w:noProof/>
-          <w:lang w:eastAsia="en-IN"/>
+          <w:lang w:val="en-US"/>
         </w:rPr>
         <w:drawing>
           <wp:anchor distT="0" distB="0" distL="114300" distR="114300" simplePos="0" relativeHeight="251658240" behindDoc="0" locked="0" layoutInCell="1" allowOverlap="1" wp14:anchorId="1B016216" wp14:editId="1F1CA89B">
@@ -627,10 +627,7 @@
         <w:jc w:val="center"/>
       </w:pPr>
     </w:p>
-    <w:p>
-      <w:bookmarkStart w:id="0" w:name="_GoBack"/>
-      <w:bookmarkEnd w:id="0"/>
-    </w:p>
+    <w:p/>
     <w:sectPr>
       <w:pgSz w:w="11906" w:h="16838"/>
       <w:pgMar w:top="1440" w:right="1440" w:bottom="1440" w:left="1440" w:header="708" w:footer="708" w:gutter="0"/>
@@ -2465,7 +2462,7 @@
 </file>
 
 <file path=customXml/itemProps1.xml><?xml version="1.0" encoding="utf-8"?>
-<ds:datastoreItem xmlns:ds="http://schemas.openxmlformats.org/officeDocument/2006/customXml" ds:itemID="{EA71511B-88C8-44FF-B209-D963967EE93B}">
+<ds:datastoreItem xmlns:ds="http://schemas.openxmlformats.org/officeDocument/2006/customXml" ds:itemID="{F842FCFC-F319-47A4-ACC7-6DEBB78E8F00}">
   <ds:schemaRefs>
     <ds:schemaRef ds:uri="http://schemas.openxmlformats.org/officeDocument/2006/bibliography"/>
   </ds:schemaRefs>
